--- a/docs/functional-spec/Functional Specifications (Updated Function & Flow Diagram) - I5.docx
+++ b/docs/functional-spec/Functional Specifications (Updated Function & Flow Diagram) - I5.docx
@@ -333,6 +333,7 @@
               <w:smallCaps w:val="false"/>
               <w:strike w:val="false"/>
               <w:dstrike w:val="false"/>
+              <w:vanish w:val="false"/>
               <w:webHidden/>
               <w:color w:val="000000"/>
               <w:position w:val="0"/>
@@ -355,6 +356,7 @@
               <w:smallCaps w:val="false"/>
               <w:strike w:val="false"/>
               <w:dstrike w:val="false"/>
+              <w:vanish w:val="false"/>
               <w:webHidden/>
               <w:color w:val="000000"/>
               <w:position w:val="0"/>
@@ -378,6 +380,7 @@
                 <w:smallCaps w:val="false"/>
                 <w:strike w:val="false"/>
                 <w:dstrike w:val="false"/>
+                <w:vanish w:val="false"/>
                 <w:webHidden/>
                 <w:color w:val="000000"/>
                 <w:position w:val="0"/>
@@ -387,6 +390,27 @@
                 <w:vertAlign w:val="baseline"/>
               </w:rPr>
               <w:t>1.0 Introduction (Elali McNair)</w:t>
+            </w:r>
+            <w:r>
+              <w:rPr>
+                <w:rStyle w:val="IndexLink"/>
+                <w:rFonts w:eastAsia="Times New Roman" w:cs="Times New Roman" w:ascii="Times New Roman" w:hAnsi="Times New Roman"/>
+                <w:b/>
+                <w:bCs/>
+                <w:i w:val="false"/>
+                <w:iCs w:val="false"/>
+                <w:caps w:val="false"/>
+                <w:smallCaps w:val="false"/>
+                <w:strike w:val="false"/>
+                <w:dstrike w:val="false"/>
+                <w:vanish w:val="false"/>
+                <w:color w:val="000000"/>
+                <w:position w:val="0"/>
+                <w:sz w:val="22"/>
+                <w:szCs w:val="22"/>
+                <w:u w:val="none"/>
+                <w:vertAlign w:val="baseline"/>
+              </w:rPr>
               <w:tab/>
               <w:t>4</w:t>
             </w:r>
@@ -429,6 +453,7 @@
                 <w:smallCaps w:val="false"/>
                 <w:strike w:val="false"/>
                 <w:dstrike w:val="false"/>
+                <w:vanish w:val="false"/>
                 <w:webHidden/>
                 <w:color w:val="000000"/>
                 <w:position w:val="0"/>
@@ -480,6 +505,7 @@
                 <w:smallCaps w:val="false"/>
                 <w:strike w:val="false"/>
                 <w:dstrike w:val="false"/>
+                <w:vanish w:val="false"/>
                 <w:webHidden/>
                 <w:color w:val="000000"/>
                 <w:position w:val="0"/>
@@ -531,6 +557,7 @@
                 <w:smallCaps w:val="false"/>
                 <w:strike w:val="false"/>
                 <w:dstrike w:val="false"/>
+                <w:vanish w:val="false"/>
                 <w:webHidden/>
                 <w:color w:val="000000"/>
                 <w:position w:val="0"/>
@@ -582,6 +609,7 @@
                 <w:smallCaps w:val="false"/>
                 <w:strike w:val="false"/>
                 <w:dstrike w:val="false"/>
+                <w:vanish w:val="false"/>
                 <w:webHidden/>
                 <w:color w:val="000000"/>
                 <w:position w:val="0"/>
@@ -636,6 +664,7 @@
                 <w:smallCaps w:val="false"/>
                 <w:strike w:val="false"/>
                 <w:dstrike w:val="false"/>
+                <w:vanish w:val="false"/>
                 <w:webHidden/>
                 <w:color w:val="000000"/>
                 <w:position w:val="0"/>
@@ -687,6 +716,7 @@
                 <w:smallCaps w:val="false"/>
                 <w:strike w:val="false"/>
                 <w:dstrike w:val="false"/>
+                <w:vanish w:val="false"/>
                 <w:webHidden/>
                 <w:color w:val="000000"/>
                 <w:position w:val="0"/>
@@ -738,6 +768,7 @@
                 <w:smallCaps w:val="false"/>
                 <w:strike w:val="false"/>
                 <w:dstrike w:val="false"/>
+                <w:vanish w:val="false"/>
                 <w:webHidden/>
                 <w:color w:val="000000"/>
                 <w:position w:val="0"/>
@@ -789,6 +820,7 @@
                 <w:smallCaps w:val="false"/>
                 <w:strike w:val="false"/>
                 <w:dstrike w:val="false"/>
+                <w:vanish w:val="false"/>
                 <w:webHidden/>
                 <w:color w:val="000000"/>
                 <w:position w:val="0"/>
@@ -843,6 +875,7 @@
                 <w:smallCaps w:val="false"/>
                 <w:strike w:val="false"/>
                 <w:dstrike w:val="false"/>
+                <w:vanish w:val="false"/>
                 <w:webHidden/>
                 <w:color w:val="000000"/>
                 <w:position w:val="0"/>
@@ -894,6 +927,7 @@
                 <w:smallCaps w:val="false"/>
                 <w:strike w:val="false"/>
                 <w:dstrike w:val="false"/>
+                <w:vanish w:val="false"/>
                 <w:webHidden/>
                 <w:color w:val="000000"/>
                 <w:position w:val="0"/>
@@ -945,6 +979,7 @@
                 <w:smallCaps w:val="false"/>
                 <w:strike w:val="false"/>
                 <w:dstrike w:val="false"/>
+                <w:vanish w:val="false"/>
                 <w:webHidden/>
                 <w:color w:val="000000"/>
                 <w:position w:val="0"/>
@@ -996,6 +1031,7 @@
                 <w:smallCaps w:val="false"/>
                 <w:strike w:val="false"/>
                 <w:dstrike w:val="false"/>
+                <w:vanish w:val="false"/>
                 <w:webHidden/>
                 <w:color w:val="000000"/>
                 <w:position w:val="0"/>
@@ -1047,6 +1083,7 @@
                 <w:smallCaps w:val="false"/>
                 <w:strike w:val="false"/>
                 <w:dstrike w:val="false"/>
+                <w:vanish w:val="false"/>
                 <w:webHidden/>
                 <w:color w:val="000000"/>
                 <w:position w:val="0"/>
@@ -1098,6 +1135,7 @@
                 <w:smallCaps w:val="false"/>
                 <w:strike w:val="false"/>
                 <w:dstrike w:val="false"/>
+                <w:vanish w:val="false"/>
                 <w:webHidden/>
                 <w:color w:val="000000"/>
                 <w:position w:val="0"/>
@@ -1149,6 +1187,7 @@
                 <w:smallCaps w:val="false"/>
                 <w:strike w:val="false"/>
                 <w:dstrike w:val="false"/>
+                <w:vanish w:val="false"/>
                 <w:webHidden/>
                 <w:color w:val="000000"/>
                 <w:position w:val="0"/>
@@ -1200,6 +1239,7 @@
                 <w:smallCaps w:val="false"/>
                 <w:strike w:val="false"/>
                 <w:dstrike w:val="false"/>
+                <w:vanish w:val="false"/>
                 <w:webHidden/>
                 <w:color w:val="000000"/>
                 <w:position w:val="0"/>
@@ -1251,6 +1291,7 @@
                 <w:smallCaps w:val="false"/>
                 <w:strike w:val="false"/>
                 <w:dstrike w:val="false"/>
+                <w:vanish w:val="false"/>
                 <w:webHidden/>
                 <w:color w:val="000000"/>
                 <w:position w:val="0"/>
@@ -1302,6 +1343,7 @@
                 <w:smallCaps w:val="false"/>
                 <w:strike w:val="false"/>
                 <w:dstrike w:val="false"/>
+                <w:vanish w:val="false"/>
                 <w:webHidden/>
                 <w:color w:val="000000"/>
                 <w:position w:val="0"/>
@@ -1353,6 +1395,7 @@
                 <w:smallCaps w:val="false"/>
                 <w:strike w:val="false"/>
                 <w:dstrike w:val="false"/>
+                <w:vanish w:val="false"/>
                 <w:webHidden/>
                 <w:color w:val="000000"/>
                 <w:position w:val="0"/>
@@ -1404,6 +1447,7 @@
                 <w:smallCaps w:val="false"/>
                 <w:strike w:val="false"/>
                 <w:dstrike w:val="false"/>
+                <w:vanish w:val="false"/>
                 <w:webHidden/>
                 <w:color w:val="000000"/>
                 <w:position w:val="0"/>
@@ -1455,6 +1499,7 @@
                 <w:smallCaps w:val="false"/>
                 <w:strike w:val="false"/>
                 <w:dstrike w:val="false"/>
+                <w:vanish w:val="false"/>
                 <w:webHidden/>
                 <w:color w:val="000000"/>
                 <w:position w:val="0"/>
@@ -1509,6 +1554,7 @@
                 <w:smallCaps w:val="false"/>
                 <w:strike w:val="false"/>
                 <w:dstrike w:val="false"/>
+                <w:vanish w:val="false"/>
                 <w:webHidden/>
                 <w:color w:val="000000"/>
                 <w:position w:val="0"/>
@@ -1560,6 +1606,7 @@
                 <w:smallCaps w:val="false"/>
                 <w:strike w:val="false"/>
                 <w:dstrike w:val="false"/>
+                <w:vanish w:val="false"/>
                 <w:webHidden/>
                 <w:color w:val="000000"/>
                 <w:position w:val="0"/>
@@ -1611,6 +1658,7 @@
                 <w:smallCaps w:val="false"/>
                 <w:strike w:val="false"/>
                 <w:dstrike w:val="false"/>
+                <w:vanish w:val="false"/>
                 <w:webHidden/>
                 <w:color w:val="000000"/>
                 <w:position w:val="0"/>
@@ -1662,6 +1710,7 @@
                 <w:smallCaps w:val="false"/>
                 <w:strike w:val="false"/>
                 <w:dstrike w:val="false"/>
+                <w:vanish w:val="false"/>
                 <w:webHidden/>
                 <w:color w:val="000000"/>
                 <w:position w:val="0"/>
@@ -1713,6 +1762,7 @@
                 <w:smallCaps w:val="false"/>
                 <w:strike w:val="false"/>
                 <w:dstrike w:val="false"/>
+                <w:vanish w:val="false"/>
                 <w:webHidden/>
                 <w:color w:val="000000"/>
                 <w:position w:val="0"/>
@@ -1764,6 +1814,7 @@
                 <w:smallCaps w:val="false"/>
                 <w:strike w:val="false"/>
                 <w:dstrike w:val="false"/>
+                <w:vanish w:val="false"/>
                 <w:webHidden/>
                 <w:color w:val="000000"/>
                 <w:position w:val="0"/>
@@ -1815,6 +1866,7 @@
                 <w:smallCaps w:val="false"/>
                 <w:strike w:val="false"/>
                 <w:dstrike w:val="false"/>
+                <w:vanish w:val="false"/>
                 <w:webHidden/>
                 <w:color w:val="000000"/>
                 <w:position w:val="0"/>
@@ -1866,6 +1918,7 @@
                 <w:smallCaps w:val="false"/>
                 <w:strike w:val="false"/>
                 <w:dstrike w:val="false"/>
+                <w:vanish w:val="false"/>
                 <w:webHidden/>
                 <w:color w:val="000000"/>
                 <w:position w:val="0"/>
@@ -1917,6 +1970,7 @@
                 <w:smallCaps w:val="false"/>
                 <w:strike w:val="false"/>
                 <w:dstrike w:val="false"/>
+                <w:vanish w:val="false"/>
                 <w:webHidden/>
                 <w:color w:val="000000"/>
                 <w:position w:val="0"/>
@@ -1968,6 +2022,7 @@
                 <w:smallCaps w:val="false"/>
                 <w:strike w:val="false"/>
                 <w:dstrike w:val="false"/>
+                <w:vanish w:val="false"/>
                 <w:webHidden/>
                 <w:color w:val="000000"/>
                 <w:position w:val="0"/>
@@ -2019,6 +2074,7 @@
                 <w:smallCaps w:val="false"/>
                 <w:strike w:val="false"/>
                 <w:dstrike w:val="false"/>
+                <w:vanish w:val="false"/>
                 <w:webHidden/>
                 <w:color w:val="000000"/>
                 <w:position w:val="0"/>
@@ -2070,6 +2126,7 @@
                 <w:smallCaps w:val="false"/>
                 <w:strike w:val="false"/>
                 <w:dstrike w:val="false"/>
+                <w:vanish w:val="false"/>
                 <w:webHidden/>
                 <w:color w:val="000000"/>
                 <w:position w:val="0"/>
@@ -2121,6 +2178,7 @@
                 <w:smallCaps w:val="false"/>
                 <w:strike w:val="false"/>
                 <w:dstrike w:val="false"/>
+                <w:vanish w:val="false"/>
                 <w:webHidden/>
                 <w:color w:val="000000"/>
                 <w:position w:val="0"/>
@@ -2172,6 +2230,7 @@
                 <w:smallCaps w:val="false"/>
                 <w:strike w:val="false"/>
                 <w:dstrike w:val="false"/>
+                <w:vanish w:val="false"/>
                 <w:webHidden/>
                 <w:color w:val="000000"/>
                 <w:position w:val="0"/>
@@ -2223,6 +2282,7 @@
                 <w:smallCaps w:val="false"/>
                 <w:strike w:val="false"/>
                 <w:dstrike w:val="false"/>
+                <w:vanish w:val="false"/>
                 <w:webHidden/>
                 <w:color w:val="000000"/>
                 <w:position w:val="0"/>
@@ -2274,6 +2334,7 @@
                 <w:smallCaps w:val="false"/>
                 <w:strike w:val="false"/>
                 <w:dstrike w:val="false"/>
+                <w:vanish w:val="false"/>
                 <w:webHidden/>
                 <w:color w:val="000000"/>
                 <w:position w:val="0"/>
@@ -2325,6 +2386,7 @@
                 <w:smallCaps w:val="false"/>
                 <w:strike w:val="false"/>
                 <w:dstrike w:val="false"/>
+                <w:vanish w:val="false"/>
                 <w:webHidden/>
                 <w:color w:val="000000"/>
                 <w:position w:val="0"/>
@@ -2376,6 +2438,7 @@
                 <w:smallCaps w:val="false"/>
                 <w:strike w:val="false"/>
                 <w:dstrike w:val="false"/>
+                <w:vanish w:val="false"/>
                 <w:webHidden/>
                 <w:color w:val="000000"/>
                 <w:position w:val="0"/>
@@ -2427,6 +2490,7 @@
                 <w:smallCaps w:val="false"/>
                 <w:strike w:val="false"/>
                 <w:dstrike w:val="false"/>
+                <w:vanish w:val="false"/>
                 <w:webHidden/>
                 <w:color w:val="000000"/>
                 <w:position w:val="0"/>
@@ -2478,6 +2542,7 @@
                 <w:smallCaps w:val="false"/>
                 <w:strike w:val="false"/>
                 <w:dstrike w:val="false"/>
+                <w:vanish w:val="false"/>
                 <w:webHidden/>
                 <w:color w:val="000000"/>
                 <w:position w:val="0"/>
@@ -2529,6 +2594,7 @@
                 <w:smallCaps w:val="false"/>
                 <w:strike w:val="false"/>
                 <w:dstrike w:val="false"/>
+                <w:vanish w:val="false"/>
                 <w:webHidden/>
                 <w:color w:val="000000"/>
                 <w:position w:val="0"/>
@@ -2580,6 +2646,7 @@
                 <w:smallCaps w:val="false"/>
                 <w:strike w:val="false"/>
                 <w:dstrike w:val="false"/>
+                <w:vanish w:val="false"/>
                 <w:webHidden/>
                 <w:color w:val="000000"/>
                 <w:position w:val="0"/>
@@ -2631,6 +2698,7 @@
                 <w:smallCaps w:val="false"/>
                 <w:strike w:val="false"/>
                 <w:dstrike w:val="false"/>
+                <w:vanish w:val="false"/>
                 <w:webHidden/>
                 <w:color w:val="000000"/>
                 <w:position w:val="0"/>
@@ -2682,6 +2750,7 @@
                 <w:smallCaps w:val="false"/>
                 <w:strike w:val="false"/>
                 <w:dstrike w:val="false"/>
+                <w:vanish w:val="false"/>
                 <w:webHidden/>
                 <w:color w:val="000000"/>
                 <w:position w:val="0"/>
@@ -2733,6 +2802,7 @@
                 <w:smallCaps w:val="false"/>
                 <w:strike w:val="false"/>
                 <w:dstrike w:val="false"/>
+                <w:vanish w:val="false"/>
                 <w:webHidden/>
                 <w:color w:val="000000"/>
                 <w:position w:val="0"/>
@@ -2784,6 +2854,7 @@
                 <w:smallCaps w:val="false"/>
                 <w:strike w:val="false"/>
                 <w:dstrike w:val="false"/>
+                <w:vanish w:val="false"/>
                 <w:webHidden/>
                 <w:color w:val="000000"/>
                 <w:position w:val="0"/>
@@ -2835,6 +2906,7 @@
                 <w:smallCaps w:val="false"/>
                 <w:strike w:val="false"/>
                 <w:dstrike w:val="false"/>
+                <w:vanish w:val="false"/>
                 <w:webHidden/>
                 <w:color w:val="000000"/>
                 <w:position w:val="0"/>
@@ -2886,6 +2958,7 @@
                 <w:smallCaps w:val="false"/>
                 <w:strike w:val="false"/>
                 <w:dstrike w:val="false"/>
+                <w:vanish w:val="false"/>
                 <w:webHidden/>
                 <w:color w:val="000000"/>
                 <w:position w:val="0"/>
@@ -2937,6 +3010,7 @@
                 <w:smallCaps w:val="false"/>
                 <w:strike w:val="false"/>
                 <w:dstrike w:val="false"/>
+                <w:vanish w:val="false"/>
                 <w:webHidden/>
                 <w:color w:val="000000"/>
                 <w:position w:val="0"/>
@@ -2988,6 +3062,7 @@
                 <w:smallCaps w:val="false"/>
                 <w:strike w:val="false"/>
                 <w:dstrike w:val="false"/>
+                <w:vanish w:val="false"/>
                 <w:webHidden/>
                 <w:color w:val="000000"/>
                 <w:position w:val="0"/>
@@ -3042,6 +3117,7 @@
                 <w:smallCaps w:val="false"/>
                 <w:strike w:val="false"/>
                 <w:dstrike w:val="false"/>
+                <w:vanish w:val="false"/>
                 <w:webHidden/>
                 <w:color w:val="000000"/>
                 <w:position w:val="0"/>
@@ -3093,6 +3169,7 @@
                 <w:smallCaps w:val="false"/>
                 <w:strike w:val="false"/>
                 <w:dstrike w:val="false"/>
+                <w:vanish w:val="false"/>
                 <w:webHidden/>
                 <w:color w:val="000000"/>
                 <w:position w:val="0"/>
@@ -3144,6 +3221,7 @@
                 <w:smallCaps w:val="false"/>
                 <w:strike w:val="false"/>
                 <w:dstrike w:val="false"/>
+                <w:vanish w:val="false"/>
                 <w:webHidden/>
                 <w:color w:val="000000"/>
                 <w:position w:val="0"/>
@@ -3195,6 +3273,7 @@
                 <w:smallCaps w:val="false"/>
                 <w:strike w:val="false"/>
                 <w:dstrike w:val="false"/>
+                <w:vanish w:val="false"/>
                 <w:webHidden/>
                 <w:color w:val="000000"/>
                 <w:position w:val="0"/>
@@ -3246,6 +3325,7 @@
                 <w:smallCaps w:val="false"/>
                 <w:strike w:val="false"/>
                 <w:dstrike w:val="false"/>
+                <w:vanish w:val="false"/>
                 <w:webHidden/>
                 <w:color w:val="000000"/>
                 <w:position w:val="0"/>
@@ -3297,6 +3377,7 @@
                 <w:smallCaps w:val="false"/>
                 <w:strike w:val="false"/>
                 <w:dstrike w:val="false"/>
+                <w:vanish w:val="false"/>
                 <w:webHidden/>
                 <w:color w:val="000000"/>
                 <w:position w:val="0"/>
@@ -3351,6 +3432,7 @@
                 <w:smallCaps w:val="false"/>
                 <w:strike w:val="false"/>
                 <w:dstrike w:val="false"/>
+                <w:vanish w:val="false"/>
                 <w:webHidden/>
                 <w:color w:val="000000"/>
                 <w:position w:val="0"/>
@@ -3405,6 +3487,7 @@
                 <w:smallCaps w:val="false"/>
                 <w:strike w:val="false"/>
                 <w:dstrike w:val="false"/>
+                <w:vanish w:val="false"/>
                 <w:webHidden/>
                 <w:color w:val="000000"/>
                 <w:position w:val="0"/>
@@ -3456,6 +3539,7 @@
                 <w:smallCaps w:val="false"/>
                 <w:strike w:val="false"/>
                 <w:dstrike w:val="false"/>
+                <w:vanish w:val="false"/>
                 <w:webHidden/>
                 <w:color w:val="000000"/>
                 <w:position w:val="0"/>
@@ -3507,6 +3591,7 @@
                 <w:smallCaps w:val="false"/>
                 <w:strike w:val="false"/>
                 <w:dstrike w:val="false"/>
+                <w:vanish w:val="false"/>
                 <w:webHidden/>
                 <w:color w:val="000000"/>
                 <w:position w:val="0"/>
@@ -3558,6 +3643,7 @@
                 <w:smallCaps w:val="false"/>
                 <w:strike w:val="false"/>
                 <w:dstrike w:val="false"/>
+                <w:vanish w:val="false"/>
                 <w:webHidden/>
                 <w:color w:val="000000"/>
                 <w:position w:val="0"/>
@@ -3612,6 +3698,7 @@
                 <w:smallCaps w:val="false"/>
                 <w:strike w:val="false"/>
                 <w:dstrike w:val="false"/>
+                <w:vanish w:val="false"/>
                 <w:webHidden/>
                 <w:color w:val="000000"/>
                 <w:position w:val="0"/>
@@ -3637,6 +3724,7 @@
               <w:smallCaps w:val="false"/>
               <w:strike w:val="false"/>
               <w:dstrike w:val="false"/>
+              <w:vanish w:val="false"/>
               <w:color w:val="000000"/>
               <w:position w:val="0"/>
               <w:sz w:val="22"/>
@@ -15789,7 +15877,16 @@
           <w:bCs/>
           <w:color w:val="000000"/>
         </w:rPr>
-        <w:t>4.1.2 Function n flow diagram</w:t>
+        <w:t xml:space="preserve">4.1.2 Function n flow diagram  – </w:t>
+      </w:r>
+      <w:r>
+        <w:rPr>
+          <w:rFonts w:eastAsia="Times New Roman" w:cs="Times New Roman" w:ascii="Times New Roman" w:hAnsi="Times New Roman"/>
+          <w:b/>
+          <w:bCs/>
+          <w:color w:val="000000"/>
+        </w:rPr>
+        <w:t>Updated by Chi Martin</w:t>
       </w:r>
     </w:p>
     <w:p>
@@ -18060,7 +18157,7 @@
                         <pic:spPr>
                           <a:xfrm>
                             <a:off x="0" y="619200"/>
-                            <a:ext cx="1467360" cy="1488600"/>
+                            <a:ext cx="1466280" cy="1488600"/>
                           </a:xfrm>
                           <a:prstGeom prst="rect">
                             <a:avLst/>
@@ -18076,8 +18173,8 @@
                         <wps:cNvSpPr/>
                         <wps:spPr>
                           <a:xfrm flipH="1">
-                            <a:off x="1882800" y="0"/>
-                            <a:ext cx="1641960" cy="697320"/>
+                            <a:off x="1881360" y="0"/>
+                            <a:ext cx="1641960" cy="695880"/>
                           </a:xfrm>
                           <a:prstGeom prst="chevron">
                             <a:avLst>
@@ -18129,7 +18226,7 @@
                             </w:p>
                           </w:txbxContent>
                         </wps:txbx>
-                        <wps:bodyPr tIns="91440" bIns="91440" anchor="ctr">
+                        <wps:bodyPr lIns="0" tIns="0" rIns="0" bIns="0" anchor="ctr">
                           <a:noAutofit/>
                         </wps:bodyPr>
                       </wps:wsp>
@@ -18138,8 +18235,8 @@
                         <wps:cNvSpPr/>
                         <wps:spPr>
                           <a:xfrm>
-                            <a:off x="4782240" y="1015920"/>
-                            <a:ext cx="1161360" cy="853560"/>
+                            <a:off x="4783320" y="1015920"/>
+                            <a:ext cx="1160280" cy="853560"/>
                           </a:xfrm>
                           <a:prstGeom prst="can">
                             <a:avLst>
@@ -18191,7 +18288,7 @@
                             </w:p>
                           </w:txbxContent>
                         </wps:txbx>
-                        <wps:bodyPr tIns="91440" bIns="91440" anchor="ctr">
+                        <wps:bodyPr lIns="0" tIns="0" rIns="0" bIns="0" anchor="ctr">
                           <a:noAutofit/>
                         </wps:bodyPr>
                       </wps:wsp>
@@ -18200,8 +18297,8 @@
                         <wps:cNvSpPr/>
                         <wps:spPr>
                           <a:xfrm>
-                            <a:off x="1811520" y="1995120"/>
-                            <a:ext cx="2683440" cy="697320"/>
+                            <a:off x="1811520" y="1996560"/>
+                            <a:ext cx="2683440" cy="695880"/>
                           </a:xfrm>
                           <a:prstGeom prst="chevron">
                             <a:avLst>
@@ -18253,7 +18350,7 @@
                             </w:p>
                           </w:txbxContent>
                         </wps:txbx>
-                        <wps:bodyPr tIns="91440" bIns="91440" anchor="ctr">
+                        <wps:bodyPr lIns="0" tIns="0" rIns="0" bIns="0" anchor="ctr">
                           <a:noAutofit/>
                         </wps:bodyPr>
                       </wps:wsp>
@@ -18262,8 +18359,8 @@
                         <wps:cNvSpPr/>
                         <wps:spPr>
                           <a:xfrm>
-                            <a:off x="4495320" y="2344320"/>
-                            <a:ext cx="916920" cy="1800"/>
+                            <a:off x="4496400" y="2345760"/>
+                            <a:ext cx="915840" cy="720"/>
                           </a:xfrm>
                           <a:prstGeom prst="straightConnector1">
                             <a:avLst/>
@@ -18289,8 +18386,8 @@
                         <wps:cNvSpPr/>
                         <wps:spPr>
                           <a:xfrm rot="10800000">
-                            <a:off x="5412240" y="1994400"/>
-                            <a:ext cx="720" cy="351720"/>
+                            <a:off x="5412240" y="1995120"/>
+                            <a:ext cx="720" cy="350640"/>
                           </a:xfrm>
                           <a:prstGeom prst="straightConnector1">
                             <a:avLst/>
@@ -18317,8 +18414,8 @@
                         <wps:cNvSpPr/>
                         <wps:spPr>
                           <a:xfrm rot="10800000">
-                            <a:off x="5361840" y="369000"/>
-                            <a:ext cx="720" cy="646560"/>
+                            <a:off x="5361840" y="368280"/>
+                            <a:ext cx="720" cy="645120"/>
                           </a:xfrm>
                           <a:prstGeom prst="straightConnector1">
                             <a:avLst/>
@@ -18344,8 +18441,8 @@
                         <wps:cNvSpPr/>
                         <wps:spPr>
                           <a:xfrm rot="10800000">
-                            <a:off x="3526200" y="353520"/>
-                            <a:ext cx="1835280" cy="14040"/>
+                            <a:off x="3526920" y="353160"/>
+                            <a:ext cx="1833840" cy="12600"/>
                           </a:xfrm>
                           <a:prstGeom prst="straightConnector1">
                             <a:avLst/>
@@ -18395,7 +18492,7 @@
                   <v:path o:extrusionok="f" gradientshapeok="t" o:connecttype="rect"/>
                   <o:lock v:ext="edit" aspectratio="t"/>
                 </v:shapetype>
-                <v:shape id="shape_0" stroked="f" o:allowincell="f" style="position:absolute;left:0;top:-3266;width:2310;height:2343;mso-wrap-style:none;v-text-anchor:middle;mso-position-vertical:top" type="_x0000_t75">
+                <v:shape id="shape_0" stroked="f" o:allowincell="f" style="position:absolute;left:0;top:-3266;width:2308;height:2343;mso-wrap-style:none;v-text-anchor:middle;mso-position-vertical:top" type="_x0000_t75">
                   <v:imagedata r:id="rId11" o:detectmouseclick="t"/>
                   <v:stroke color="#3465a4" joinstyle="round" endcap="flat"/>
                   <w10:wrap type="square"/>
@@ -18416,7 +18513,7 @@
                     <v:h position="@2,0"/>
                   </v:handles>
                 </v:shapetype>
-                <v:shape id="shape_0" fillcolor="#cfe2f3" stroked="t" o:allowincell="f" style="position:absolute;left:2965;top:-4241;width:2585;height:1097;flip:x;mso-wrap-style:square;v-text-anchor:middle;mso-position-vertical:top" type="_x0000_t55" path="m0,0l-2147483639,0l-2147483632,-2147483634l-2147483639,-2147483633l0,-2147483633l-2147483640,-2147483634xe">
+                <v:shape id="shape_0" fillcolor="#cfe2f3" stroked="t" o:allowincell="f" style="position:absolute;left:2963;top:-4241;width:2585;height:1095;flip:x;mso-wrap-style:square;v-text-anchor:middle;mso-position-vertical:top" type="_x0000_t55" path="m0,0l-2147483639,0l-2147483632,-2147483634l-2147483639,-2147483633l0,-2147483633l-2147483640,-2147483634xe">
                   <v:fill o:detectmouseclick="t" type="solid" color2="#301d0c"/>
                   <v:stroke color="black" weight="9360" joinstyle="round" endcap="flat"/>
                   <v:textbox>
@@ -18481,7 +18578,7 @@
                     <v:h position="10800,@3"/>
                   </v:handles>
                 </v:shapetype>
-                <v:shape id="shape_0" fillcolor="#cfe2f3" stroked="t" o:allowincell="f" style="position:absolute;left:7531;top:-2641;width:1828;height:1343;mso-wrap-style:square;v-text-anchor:middle;mso-position-vertical:top" type="_x0000_t22" path="l-2147483632,-2147483640l-2147483631,-2147483630l-2147483633,-2147483637xel-2147483629,-2147483628l0,-2147483640xel-2147483627,-2147483626l-2147483632,-2147483640l-2147483625,-2147483624l-2147483633,-2147483640l-2147483632,-2147483640e">
+                <v:shape id="shape_0" fillcolor="#cfe2f3" stroked="t" o:allowincell="f" style="position:absolute;left:7533;top:-2641;width:1826;height:1343;mso-wrap-style:square;v-text-anchor:middle;mso-position-vertical:top" type="_x0000_t22" path="l-2147483632,-2147483640l-2147483631,-2147483630l-2147483633,-2147483637xel-2147483629,-2147483628l0,-2147483640xel-2147483627,-2147483626l-2147483632,-2147483640l-2147483625,-2147483624l-2147483633,-2147483640l-2147483632,-2147483640e">
                   <v:fill o:detectmouseclick="t" type="solid" color2="#301d0c"/>
                   <v:stroke color="black" weight="9360" joinstyle="round" endcap="flat"/>
                   <v:textbox>
@@ -18515,7 +18612,7 @@
                   </v:textbox>
                   <w10:wrap type="square"/>
                 </v:shape>
-                <v:shape id="shape_0" fillcolor="#cfe2f3" stroked="t" o:allowincell="f" style="position:absolute;left:2853;top:-1099;width:4225;height:1097;mso-wrap-style:square;v-text-anchor:middle;mso-position-vertical:top" type="_x0000_t55" path="m0,0l-2147483639,0l-2147483632,-2147483634l-2147483639,-2147483633l0,-2147483633l-2147483640,-2147483634xe">
+                <v:shape id="shape_0" fillcolor="#cfe2f3" stroked="t" o:allowincell="f" style="position:absolute;left:2853;top:-1097;width:4225;height:1095;mso-wrap-style:square;v-text-anchor:middle;mso-position-vertical:top" type="_x0000_t55" path="m0,0l-2147483639,0l-2147483632,-2147483634l-2147483639,-2147483633l0,-2147483633l-2147483640,-2147483634xe">
                   <v:fill o:detectmouseclick="t" type="solid" color2="#301d0c"/>
                   <v:stroke color="black" weight="9360" joinstyle="round" endcap="flat"/>
                   <v:textbox>
@@ -18553,22 +18650,22 @@
                   <v:stroke joinstyle="miter"/>
                   <v:path gradientshapeok="t" o:connecttype="rect" textboxrect="0,0,21600,21600"/>
                 </v:shapetype>
-                <v:shape id="shape_0" stroked="t" o:allowincell="f" style="position:absolute;left:7079;top:-549;width:1443;height:2;mso-wrap-style:none;v-text-anchor:middle;mso-position-vertical:top" type="_x0000_t32" path="m0,0l-2147483648,-2147483647e">
+                <v:shape id="shape_0" stroked="t" o:allowincell="f" style="position:absolute;left:7081;top:-547;width:1441;height:0;mso-wrap-style:none;v-text-anchor:middle;mso-position-vertical:top" type="_x0000_t32" path="m0,0l-2147483648,-2147483647e">
                   <v:fill o:detectmouseclick="t" on="false"/>
                   <v:stroke color="black" weight="38160" joinstyle="round" endcap="flat"/>
                   <w10:wrap type="square"/>
                 </v:shape>
-                <v:shape id="shape_0" stroked="t" o:allowincell="f" style="position:absolute;left:8523;top:-1100;width:0;height:553;mso-wrap-style:none;v-text-anchor:middle;rotation:180;mso-position-vertical:top" type="_x0000_t32" path="m0,0l-2147483648,-2147483647e">
+                <v:shape id="shape_0" stroked="t" o:allowincell="f" style="position:absolute;left:8523;top:-1099;width:0;height:551;mso-wrap-style:none;v-text-anchor:middle;rotation:180;mso-position-vertical:top" type="_x0000_t32" path="m0,0l-2147483648,-2147483647e">
                   <v:fill o:detectmouseclick="t" on="false"/>
                   <v:stroke color="black" weight="38160" endarrow="block" endarrowwidth="medium" endarrowlength="medium" joinstyle="round" endcap="flat"/>
                   <w10:wrap type="square"/>
                 </v:shape>
-                <v:shape id="shape_0" stroked="t" o:allowincell="f" style="position:absolute;left:8444;top:-3660;width:0;height:1017;mso-wrap-style:none;v-text-anchor:middle;rotation:180;mso-position-vertical:top" type="_x0000_t32" path="m0,0l-2147483648,-2147483647e">
+                <v:shape id="shape_0" stroked="t" o:allowincell="f" style="position:absolute;left:8444;top:-3661;width:0;height:1015;mso-wrap-style:none;v-text-anchor:middle;rotation:180;mso-position-vertical:top" type="_x0000_t32" path="m0,0l-2147483648,-2147483647e">
                   <v:fill o:detectmouseclick="t" on="false"/>
                   <v:stroke color="black" weight="38160" joinstyle="round" endcap="flat"/>
                   <w10:wrap type="square"/>
                 </v:shape>
-                <v:shape id="shape_0" stroked="t" o:allowincell="f" style="position:absolute;left:5553;top:-3684;width:2889;height:21;mso-wrap-style:none;v-text-anchor:middle;rotation:180;mso-position-vertical:top" type="_x0000_t32" path="m0,0l-2147483648,-2147483647e">
+                <v:shape id="shape_0" stroked="t" o:allowincell="f" style="position:absolute;left:5554;top:-3685;width:2887;height:19;mso-wrap-style:none;v-text-anchor:middle;rotation:180;mso-position-vertical:top" type="_x0000_t32" path="m0,0l-2147483648,-2147483647e">
                   <v:fill o:detectmouseclick="t" on="false"/>
                   <v:stroke color="black" weight="38160" endarrow="block" endarrowwidth="medium" endarrowlength="medium" joinstyle="round" endcap="flat"/>
                   <w10:wrap type="square"/>
@@ -38900,6 +38997,7 @@
     <w:qFormat/>
     <w:pPr>
       <w:widowControl/>
+      <w:suppressAutoHyphens w:val="true"/>
       <w:bidi w:val="0"/>
       <w:spacing w:lineRule="auto" w:line="276" w:before="0" w:after="0"/>
       <w:jc w:val="start"/>
@@ -39095,6 +39193,7 @@
     <w:qFormat/>
     <w:pPr>
       <w:widowControl/>
+      <w:suppressAutoHyphens w:val="true"/>
       <w:bidi w:val="0"/>
       <w:spacing w:lineRule="auto" w:line="276" w:before="0" w:after="0"/>
       <w:jc w:val="start"/>
@@ -39167,6 +39266,13 @@
   <w:style w:type="paragraph" w:styleId="Footer">
     <w:name w:val="footer"/>
     <w:basedOn w:val="HeaderandFooter"/>
+    <w:pPr/>
+    <w:rPr/>
+  </w:style>
+  <w:style w:type="paragraph" w:styleId="FrameContentsuser">
+    <w:name w:val="Frame Contents (user)"/>
+    <w:basedOn w:val="Normal"/>
+    <w:qFormat/>
     <w:pPr/>
     <w:rPr/>
   </w:style>
